--- a/bank/task_06/variant_37.docx
+++ b/bank/task_06/variant_37.docx
@@ -4,20 +4,16 @@
   <w:body>
     <w:p>
       <w:pPr>
-        <w:spacing w:before="240" w:after="240" w:line="240" w:lineRule="auto"/>
-        <w:jc w:val="both"/>
-        <w:rPr>
-          <w:rFonts w:ascii="Cambria Math" w:eastAsia="Times New Roman" w:hAnsi="Cambria Math" w:cs="Segoe UI"/>
-          <w:sz w:val="24"/>
+        <w:rPr>
+          <w:rFonts w:eastAsia="Times New Roman"/>
           <w:szCs w:val="28"/>
           <w:lang w:eastAsia="ru-RU"/>
         </w:rPr>
       </w:pPr>
       <w:r>
         <w:rPr>
-          <w:rFonts w:ascii="Cambria Math" w:eastAsia="Times New Roman" w:hAnsi="Cambria Math" w:cs="Segoe UI"/>
+          <w:rFonts w:eastAsia="Times New Roman"/>
           <w:bCs/>
-          <w:sz w:val="24"/>
           <w:szCs w:val="28"/>
           <w:lang w:eastAsia="ru-RU"/>
         </w:rPr>
@@ -25,8 +21,7 @@
       </w:r>
       <w:r>
         <w:rPr>
-          <w:rFonts w:ascii="Cambria Math" w:eastAsia="Times New Roman" w:hAnsi="Cambria Math" w:cs="Segoe UI"/>
-          <w:sz w:val="24"/>
+          <w:rFonts w:eastAsia="Times New Roman"/>
           <w:szCs w:val="28"/>
           <w:lang w:eastAsia="ru-RU"/>
         </w:rPr>
@@ -35,8 +30,7 @@
       <m:oMath>
         <m:r>
           <w:rPr>
-            <w:rFonts w:ascii="Cambria Math" w:eastAsia="Times New Roman" w:hAnsi="Cambria Math" w:cs="Segoe UI"/>
-            <w:sz w:val="24"/>
+            <w:rFonts w:ascii="Cambria Math" w:eastAsia="Times New Roman" w:hAnsi="Cambria Math"/>
             <w:szCs w:val="28"/>
             <w:lang w:eastAsia="ru-RU"/>
           </w:rPr>
@@ -46,9 +40,8 @@
           <m:sSupPr>
             <m:ctrlPr>
               <w:rPr>
-                <w:rFonts w:ascii="Cambria Math" w:eastAsia="Times New Roman" w:hAnsi="Cambria Math" w:cs="Segoe UI"/>
+                <w:rFonts w:ascii="Cambria Math" w:eastAsia="Times New Roman" w:hAnsi="Cambria Math"/>
                 <w:i/>
-                <w:sz w:val="24"/>
                 <w:szCs w:val="28"/>
                 <w:lang w:eastAsia="ru-RU"/>
               </w:rPr>
@@ -57,8 +50,7 @@
           <m:e>
             <m:r>
               <w:rPr>
-                <w:rFonts w:ascii="Cambria Math" w:eastAsia="Times New Roman" w:hAnsi="Cambria Math" w:cs="Segoe UI"/>
-                <w:sz w:val="24"/>
+                <w:rFonts w:ascii="Cambria Math" w:eastAsia="Times New Roman" w:hAnsi="Cambria Math"/>
                 <w:szCs w:val="28"/>
                 <w:lang w:eastAsia="ru-RU"/>
               </w:rPr>
@@ -68,8 +60,7 @@
           <m:sup>
             <m:r>
               <w:rPr>
-                <w:rFonts w:ascii="Cambria Math" w:eastAsia="Times New Roman" w:hAnsi="Cambria Math" w:cs="Segoe UI"/>
-                <w:sz w:val="24"/>
+                <w:rFonts w:ascii="Cambria Math" w:eastAsia="Times New Roman" w:hAnsi="Cambria Math"/>
                 <w:szCs w:val="28"/>
                 <w:lang w:eastAsia="ru-RU"/>
               </w:rPr>
@@ -79,8 +70,7 @@
         </m:sSup>
         <m:r>
           <w:rPr>
-            <w:rFonts w:ascii="Cambria Math" w:eastAsia="Times New Roman" w:hAnsi="Cambria Math" w:cs="Segoe UI"/>
-            <w:sz w:val="24"/>
+            <w:rFonts w:ascii="Cambria Math" w:eastAsia="Times New Roman" w:hAnsi="Cambria Math"/>
             <w:szCs w:val="28"/>
             <w:lang w:eastAsia="ru-RU"/>
           </w:rPr>
@@ -89,8 +79,7 @@
       </m:oMath>
       <w:r>
         <w:rPr>
-          <w:rFonts w:ascii="Cambria Math" w:eastAsia="Times New Roman" w:hAnsi="Cambria Math" w:cs="Segoe UI"/>
-          <w:sz w:val="24"/>
+          <w:rFonts w:eastAsia="Times New Roman"/>
           <w:szCs w:val="28"/>
           <w:lang w:eastAsia="ru-RU"/>
         </w:rPr>
@@ -98,8 +87,7 @@
       </w:r>
       <w:r>
         <w:rPr>
-          <w:rFonts w:ascii="Cambria Math" w:eastAsia="Times New Roman" w:hAnsi="Cambria Math" w:cs="Segoe UI"/>
-          <w:sz w:val="24"/>
+          <w:rFonts w:eastAsia="Times New Roman"/>
           <w:szCs w:val="28"/>
           <w:lang w:eastAsia="ru-RU"/>
         </w:rPr>
@@ -107,21 +95,43 @@
       </w:r>
       <w:r>
         <w:rPr>
-          <w:rFonts w:ascii="Cambria Math" w:eastAsia="Times New Roman" w:hAnsi="Cambria Math" w:cs="Segoe UI"/>
-          <w:sz w:val="24"/>
+          <w:rFonts w:eastAsia="Times New Roman"/>
           <w:szCs w:val="28"/>
           <w:lang w:eastAsia="ru-RU"/>
         </w:rPr>
         <w:br/>
+      </w:r>
+      <w:proofErr w:type="gramStart"/>
+      <w:r>
+        <w:rPr>
+          <w:rFonts w:eastAsia="Times New Roman"/>
+          <w:szCs w:val="28"/>
+          <w:lang w:eastAsia="ru-RU"/>
+        </w:rPr>
         <w:t xml:space="preserve">Графики: </w:t>
+      </w:r>
+      <w:r>
+        <w:rPr>
+          <w:rFonts w:eastAsia="Times New Roman"/>
+          <w:szCs w:val="28"/>
+          <w:lang w:eastAsia="ru-RU"/>
+        </w:rPr>
+        <w:t xml:space="preserve">  </w:t>
+      </w:r>
+      <w:proofErr w:type="gramEnd"/>
+      <w:r>
+        <w:rPr>
+          <w:rFonts w:eastAsia="Times New Roman"/>
+          <w:szCs w:val="28"/>
+          <w:lang w:eastAsia="ru-RU"/>
+        </w:rPr>
+        <w:t xml:space="preserve"> А                                       Б                                     В</w:t>
       </w:r>
     </w:p>
     <w:p>
       <w:pPr>
-        <w:spacing w:before="240" w:after="0" w:line="240" w:lineRule="auto"/>
-        <w:rPr>
-          <w:rFonts w:ascii="Cambria Math" w:eastAsia="Times New Roman" w:hAnsi="Cambria Math" w:cs="Segoe UI"/>
-          <w:sz w:val="24"/>
+        <w:rPr>
+          <w:rFonts w:eastAsia="Times New Roman"/>
           <w:szCs w:val="28"/>
           <w:lang w:eastAsia="ru-RU"/>
         </w:rPr>
@@ -129,12 +139,11 @@
       <w:r>
         <w:rPr>
           <w:noProof/>
-          <w:sz w:val="24"/>
         </w:rPr>
         <w:drawing>
-          <wp:inline distT="0" distB="0" distL="0" distR="0" wp14:anchorId="21DB4B20" wp14:editId="74DDC584">
-            <wp:extent cx="5809524" cy="2161905"/>
-            <wp:effectExtent l="0" t="0" r="1270" b="0"/>
+          <wp:inline distT="0" distB="0" distL="0" distR="0" wp14:anchorId="21DB4B20" wp14:editId="6D93783E">
+            <wp:extent cx="4686300" cy="1462546"/>
+            <wp:effectExtent l="0" t="0" r="0" b="4445"/>
             <wp:docPr id="44" name="Рисунок 44"/>
             <wp:cNvGraphicFramePr>
               <a:graphicFrameLocks xmlns:a="http://schemas.openxmlformats.org/drawingml/2006/main" noChangeAspect="1"/>
@@ -146,20 +155,39 @@
                     <pic:cNvPr id="1" name=""/>
                     <pic:cNvPicPr/>
                   </pic:nvPicPr>
-                  <pic:blipFill>
-                    <a:blip r:embed="rId5"/>
-                    <a:stretch>
-                      <a:fillRect/>
-                    </a:stretch>
+                  <pic:blipFill rotWithShape="1">
+                    <a:blip r:embed="rId5">
+                      <a:extLst>
+                        <a:ext uri="{BEBA8EAE-BF5A-486C-A8C5-ECC9F3942E4B}">
+                          <a14:imgProps xmlns:a14="http://schemas.microsoft.com/office/drawing/2010/main">
+                            <a14:imgLayer r:embed="rId6">
+                              <a14:imgEffect>
+                                <a14:artisticPhotocopy/>
+                              </a14:imgEffect>
+                            </a14:imgLayer>
+                          </a14:imgProps>
+                        </a:ext>
+                      </a:extLst>
+                    </a:blip>
+                    <a:srcRect t="16134"/>
+                    <a:stretch/>
                   </pic:blipFill>
-                  <pic:spPr>
+                  <pic:spPr bwMode="auto">
                     <a:xfrm>
                       <a:off x="0" y="0"/>
-                      <a:ext cx="5809524" cy="2161905"/>
+                      <a:ext cx="4712410" cy="1470695"/>
                     </a:xfrm>
                     <a:prstGeom prst="rect">
                       <a:avLst/>
                     </a:prstGeom>
+                    <a:ln>
+                      <a:noFill/>
+                    </a:ln>
+                    <a:extLst>
+                      <a:ext uri="{53640926-AAD7-44D8-BBD7-CCE9431645EC}">
+                        <a14:shadowObscured xmlns:a14="http://schemas.microsoft.com/office/drawing/2010/main"/>
+                      </a:ext>
+                    </a:extLst>
                   </pic:spPr>
                 </pic:pic>
               </a:graphicData>
@@ -169,8 +197,7 @@
       </w:r>
       <w:r>
         <w:rPr>
-          <w:rFonts w:ascii="Cambria Math" w:eastAsia="Times New Roman" w:hAnsi="Cambria Math" w:cs="Segoe UI"/>
-          <w:sz w:val="24"/>
+          <w:rFonts w:eastAsia="Times New Roman"/>
           <w:szCs w:val="28"/>
           <w:lang w:eastAsia="ru-RU"/>
         </w:rPr>
@@ -184,10 +211,36 @@
           <w:ilvl w:val="0"/>
           <w:numId w:val="1"/>
         </w:numPr>
-        <w:spacing w:before="100" w:beforeAutospacing="1" w:after="0" w:line="240" w:lineRule="auto"/>
-        <w:rPr>
-          <w:rFonts w:ascii="Cambria Math" w:eastAsia="Times New Roman" w:hAnsi="Cambria Math" w:cs="Segoe UI"/>
-          <w:sz w:val="24"/>
+        <w:spacing w:before="100" w:beforeAutospacing="1"/>
+        <w:ind w:firstLine="0"/>
+        <w:rPr>
+          <w:rFonts w:ascii="Cambria Math" w:eastAsia="Times New Roman" w:hAnsi="Cambria Math"/>
+          <w:szCs w:val="28"/>
+          <w:lang w:eastAsia="ru-RU"/>
+          <w:oMath/>
+        </w:rPr>
+        <w:sectPr>
+          <w:pgSz w:w="11906" w:h="16838"/>
+          <w:pgMar w:top="850" w:right="850" w:bottom="850" w:left="850" w:header="708" w:footer="708" w:gutter="0"/>
+          <w:cols w:space="708"/>
+          <w:docGrid w:linePitch="360"/>
+        </w:sectPr>
+      </w:pPr>
+    </w:p>
+    <w:p>
+      <w:pPr>
+        <w:numPr>
+          <w:ilvl w:val="0"/>
+          <w:numId w:val="1"/>
+        </w:numPr>
+        <w:tabs>
+          <w:tab w:val="clear" w:pos="720"/>
+          <w:tab w:val="num" w:pos="0"/>
+        </w:tabs>
+        <w:spacing w:before="100" w:beforeAutospacing="1"/>
+        <w:ind w:left="142" w:hanging="142"/>
+        <w:rPr>
+          <w:rFonts w:eastAsia="Times New Roman"/>
           <w:szCs w:val="28"/>
           <w:lang w:eastAsia="ru-RU"/>
         </w:rPr>
@@ -195,8 +248,7 @@
       <m:oMath>
         <m:r>
           <w:rPr>
-            <w:rFonts w:ascii="Cambria Math" w:eastAsia="Times New Roman" w:hAnsi="Cambria Math" w:cs="Segoe UI"/>
-            <w:sz w:val="24"/>
+            <w:rFonts w:ascii="Cambria Math" w:eastAsia="Times New Roman" w:hAnsi="Cambria Math"/>
             <w:szCs w:val="28"/>
             <w:lang w:eastAsia="ru-RU"/>
           </w:rPr>
@@ -210,10 +262,14 @@
           <w:ilvl w:val="0"/>
           <w:numId w:val="1"/>
         </w:numPr>
-        <w:spacing w:before="100" w:beforeAutospacing="1" w:after="0" w:line="240" w:lineRule="auto"/>
-        <w:rPr>
-          <w:rFonts w:ascii="Cambria Math" w:eastAsia="Times New Roman" w:hAnsi="Cambria Math" w:cs="Segoe UI"/>
-          <w:sz w:val="24"/>
+        <w:tabs>
+          <w:tab w:val="clear" w:pos="720"/>
+          <w:tab w:val="num" w:pos="0"/>
+        </w:tabs>
+        <w:spacing w:beforeAutospacing="1"/>
+        <w:ind w:left="142" w:hanging="142"/>
+        <w:rPr>
+          <w:rFonts w:eastAsia="Times New Roman"/>
           <w:szCs w:val="28"/>
           <w:lang w:eastAsia="ru-RU"/>
         </w:rPr>
@@ -221,8 +277,7 @@
       <m:oMath>
         <m:r>
           <w:rPr>
-            <w:rFonts w:ascii="Cambria Math" w:eastAsia="Times New Roman" w:hAnsi="Cambria Math" w:cs="Segoe UI"/>
-            <w:sz w:val="24"/>
+            <w:rFonts w:ascii="Cambria Math" w:eastAsia="Times New Roman" w:hAnsi="Cambria Math"/>
             <w:szCs w:val="28"/>
             <w:lang w:eastAsia="ru-RU"/>
           </w:rPr>
@@ -236,10 +291,14 @@
           <w:ilvl w:val="0"/>
           <w:numId w:val="1"/>
         </w:numPr>
-        <w:spacing w:before="100" w:beforeAutospacing="1" w:after="0" w:line="240" w:lineRule="auto"/>
-        <w:rPr>
-          <w:rFonts w:ascii="Cambria Math" w:eastAsia="Times New Roman" w:hAnsi="Cambria Math" w:cs="Segoe UI"/>
-          <w:sz w:val="24"/>
+        <w:tabs>
+          <w:tab w:val="clear" w:pos="720"/>
+          <w:tab w:val="num" w:pos="0"/>
+        </w:tabs>
+        <w:spacing w:beforeAutospacing="1"/>
+        <w:ind w:left="142" w:hanging="142"/>
+        <w:rPr>
+          <w:rFonts w:eastAsia="Times New Roman"/>
           <w:szCs w:val="28"/>
           <w:lang w:eastAsia="ru-RU"/>
         </w:rPr>
@@ -247,14 +306,30 @@
       <m:oMath>
         <m:r>
           <w:rPr>
-            <w:rFonts w:ascii="Cambria Math" w:eastAsia="Times New Roman" w:hAnsi="Cambria Math" w:cs="Segoe UI"/>
-            <w:sz w:val="24"/>
+            <w:rFonts w:ascii="Cambria Math" w:eastAsia="Times New Roman" w:hAnsi="Cambria Math"/>
             <w:szCs w:val="28"/>
             <w:lang w:eastAsia="ru-RU"/>
           </w:rPr>
           <m:t>a &gt; 0, c &lt; 0</m:t>
         </m:r>
       </m:oMath>
+    </w:p>
+    <w:p>
+      <w:pPr>
+        <w:spacing w:beforeAutospacing="1"/>
+        <w:rPr>
+          <w:rFonts w:eastAsia="Times New Roman"/>
+          <w:szCs w:val="28"/>
+          <w:lang w:eastAsia="ru-RU"/>
+        </w:rPr>
+        <w:sectPr>
+          <w:type w:val="continuous"/>
+          <w:pgSz w:w="11906" w:h="16838"/>
+          <w:pgMar w:top="850" w:right="850" w:bottom="850" w:left="850" w:header="708" w:footer="708" w:gutter="0"/>
+          <w:cols w:num="3" w:space="708"/>
+          <w:docGrid w:linePitch="360"/>
+        </w:sectPr>
+      </w:pPr>
     </w:p>
     <w:tbl>
       <w:tblPr>
@@ -281,18 +356,16 @@
           </w:tcPr>
           <w:p>
             <w:pPr>
-              <w:spacing w:before="100" w:beforeAutospacing="1"/>
+              <w:spacing w:beforeAutospacing="1"/>
               <w:rPr>
-                <w:rFonts w:ascii="Cambria Math" w:eastAsia="Times New Roman" w:hAnsi="Cambria Math" w:cs="Segoe UI"/>
-                <w:sz w:val="24"/>
+                <w:rFonts w:eastAsia="Times New Roman"/>
                 <w:szCs w:val="28"/>
                 <w:lang w:eastAsia="ru-RU"/>
               </w:rPr>
             </w:pPr>
             <w:r>
               <w:rPr>
-                <w:rFonts w:ascii="Cambria Math" w:eastAsia="Times New Roman" w:hAnsi="Cambria Math" w:cs="Segoe UI"/>
-                <w:sz w:val="24"/>
+                <w:rFonts w:eastAsia="Times New Roman"/>
                 <w:szCs w:val="28"/>
                 <w:lang w:eastAsia="ru-RU"/>
               </w:rPr>
@@ -310,16 +383,14 @@
               <w:spacing w:before="100" w:beforeAutospacing="1"/>
               <w:jc w:val="center"/>
               <w:rPr>
-                <w:rFonts w:ascii="Cambria Math" w:eastAsia="Times New Roman" w:hAnsi="Cambria Math" w:cs="Segoe UI"/>
-                <w:sz w:val="24"/>
+                <w:rFonts w:eastAsia="Times New Roman"/>
                 <w:szCs w:val="28"/>
                 <w:lang w:eastAsia="ru-RU"/>
               </w:rPr>
             </w:pPr>
             <w:r>
               <w:rPr>
-                <w:rFonts w:ascii="Cambria Math" w:eastAsia="Times New Roman" w:hAnsi="Cambria Math" w:cs="Segoe UI"/>
-                <w:sz w:val="24"/>
+                <w:rFonts w:eastAsia="Times New Roman"/>
                 <w:szCs w:val="28"/>
                 <w:lang w:eastAsia="ru-RU"/>
               </w:rPr>
@@ -337,16 +408,14 @@
               <w:spacing w:before="100" w:beforeAutospacing="1"/>
               <w:jc w:val="center"/>
               <w:rPr>
-                <w:rFonts w:ascii="Cambria Math" w:eastAsia="Times New Roman" w:hAnsi="Cambria Math" w:cs="Segoe UI"/>
-                <w:sz w:val="24"/>
+                <w:rFonts w:eastAsia="Times New Roman"/>
                 <w:szCs w:val="28"/>
                 <w:lang w:eastAsia="ru-RU"/>
               </w:rPr>
             </w:pPr>
             <w:r>
               <w:rPr>
-                <w:rFonts w:ascii="Cambria Math" w:eastAsia="Times New Roman" w:hAnsi="Cambria Math" w:cs="Segoe UI"/>
-                <w:sz w:val="24"/>
+                <w:rFonts w:eastAsia="Times New Roman"/>
                 <w:szCs w:val="28"/>
                 <w:lang w:eastAsia="ru-RU"/>
               </w:rPr>
@@ -364,16 +433,14 @@
               <w:spacing w:before="100" w:beforeAutospacing="1"/>
               <w:jc w:val="center"/>
               <w:rPr>
-                <w:rFonts w:ascii="Cambria Math" w:eastAsia="Times New Roman" w:hAnsi="Cambria Math" w:cs="Segoe UI"/>
-                <w:sz w:val="24"/>
+                <w:rFonts w:eastAsia="Times New Roman"/>
                 <w:szCs w:val="28"/>
                 <w:lang w:eastAsia="ru-RU"/>
               </w:rPr>
             </w:pPr>
             <w:r>
               <w:rPr>
-                <w:rFonts w:ascii="Cambria Math" w:eastAsia="Times New Roman" w:hAnsi="Cambria Math" w:cs="Segoe UI"/>
-                <w:sz w:val="24"/>
+                <w:rFonts w:eastAsia="Times New Roman"/>
                 <w:szCs w:val="28"/>
                 <w:lang w:eastAsia="ru-RU"/>
               </w:rPr>
@@ -394,10 +461,9 @@
           </w:tcPr>
           <w:p>
             <w:pPr>
-              <w:spacing w:before="100" w:beforeAutospacing="1"/>
+              <w:spacing w:beforeAutospacing="1"/>
               <w:rPr>
-                <w:rFonts w:ascii="Cambria Math" w:eastAsia="Times New Roman" w:hAnsi="Cambria Math" w:cs="Segoe UI"/>
-                <w:sz w:val="24"/>
+                <w:rFonts w:eastAsia="Times New Roman"/>
                 <w:szCs w:val="28"/>
                 <w:lang w:eastAsia="ru-RU"/>
               </w:rPr>
@@ -410,10 +476,9 @@
           </w:tcPr>
           <w:p>
             <w:pPr>
-              <w:spacing w:before="100" w:beforeAutospacing="1"/>
+              <w:spacing w:beforeAutospacing="1"/>
               <w:rPr>
-                <w:rFonts w:ascii="Cambria Math" w:eastAsia="Times New Roman" w:hAnsi="Cambria Math" w:cs="Segoe UI"/>
-                <w:sz w:val="24"/>
+                <w:rFonts w:eastAsia="Times New Roman"/>
                 <w:szCs w:val="28"/>
                 <w:lang w:eastAsia="ru-RU"/>
               </w:rPr>
@@ -426,10 +491,9 @@
           </w:tcPr>
           <w:p>
             <w:pPr>
-              <w:spacing w:before="100" w:beforeAutospacing="1"/>
+              <w:spacing w:beforeAutospacing="1"/>
               <w:rPr>
-                <w:rFonts w:ascii="Cambria Math" w:eastAsia="Times New Roman" w:hAnsi="Cambria Math" w:cs="Segoe UI"/>
-                <w:sz w:val="24"/>
+                <w:rFonts w:eastAsia="Times New Roman"/>
                 <w:szCs w:val="28"/>
                 <w:lang w:eastAsia="ru-RU"/>
               </w:rPr>
@@ -442,10 +506,9 @@
           </w:tcPr>
           <w:p>
             <w:pPr>
-              <w:spacing w:before="100" w:beforeAutospacing="1"/>
+              <w:spacing w:beforeAutospacing="1"/>
               <w:rPr>
-                <w:rFonts w:ascii="Cambria Math" w:eastAsia="Times New Roman" w:hAnsi="Cambria Math" w:cs="Segoe UI"/>
-                <w:sz w:val="24"/>
+                <w:rFonts w:eastAsia="Times New Roman"/>
                 <w:szCs w:val="28"/>
                 <w:lang w:eastAsia="ru-RU"/>
               </w:rPr>
@@ -454,16 +517,11 @@
         </w:tc>
       </w:tr>
     </w:tbl>
-    <w:p>
-      <w:pPr>
-        <w:rPr>
-          <w:sz w:val="24"/>
-        </w:rPr>
-      </w:pPr>
-    </w:p>
+    <w:p/>
     <w:sectPr>
+      <w:type w:val="continuous"/>
       <w:pgSz w:w="11906" w:h="16838"/>
-      <w:pgMar w:top="1134" w:right="850" w:bottom="1134" w:left="1701" w:header="708" w:footer="708" w:gutter="0"/>
+      <w:pgMar w:top="850" w:right="850" w:bottom="850" w:left="850" w:header="708" w:footer="708" w:gutter="0"/>
       <w:cols w:space="708"/>
       <w:docGrid w:linePitch="360"/>
     </w:sectPr>
@@ -990,6 +1048,14 @@
   <w:style w:type="paragraph" w:default="1" w:styleId="a">
     <w:name w:val="Normal"/>
     <w:qFormat/>
+    <w:pPr>
+      <w:spacing w:after="0" w:line="240" w:lineRule="auto"/>
+      <w:jc w:val="both"/>
+    </w:pPr>
+    <w:rPr>
+      <w:rFonts w:ascii="Times New Roman" w:hAnsi="Times New Roman" w:cs="Times New Roman"/>
+      <w:sz w:val="24"/>
+    </w:rPr>
   </w:style>
   <w:style w:type="character" w:default="1" w:styleId="a0">
     <w:name w:val="Default Paragraph Font"/>
